--- a/GNI_S30_Brief.docx
+++ b/GNI_S30_Brief.docx
@@ -4041,7 +4041,7 @@
           <w:sz w:val="20"/>
           <w:szCs w:val="20"/>
         </w:rPr>
-        <w:t xml:space="preserve">6. Google News RSS is the sustainable solution for blocked wire service feeds. Reuters killed direct RSS June 2020. AP blocked RSSHub 2026. Google indexes both and provides public RSS via allinurl: filter. LR-014(E) compliant.</w:t>
+        <w:t xml:space="preserve">6. Google News RSS is the sustainable solution for blocked wire service feeds. Reuters killed direct RSS June 2020. AP blocked RSSHub 2026. Google indexes both and provides public RSS via allinurl: filter. GNI-L-014(E) compliant.</w:t>
       </w:r>
     </w:p>
     <w:p>
